--- a/CIS 4347 Semester Project.docx
+++ b/CIS 4347 Semester Project.docx
@@ -16,23 +16,7 @@
         <w:t>Hello, we</w:t>
       </w:r>
       <w:r>
-        <w:t xml:space="preserve"> are $</w:t>
-      </w:r>
-      <w:proofErr w:type="spellStart"/>
-      <w:r>
-        <w:t>oftware</w:t>
-      </w:r>
-      <w:proofErr w:type="spellEnd"/>
-      <w:r>
-        <w:t xml:space="preserve"> ¢</w:t>
-      </w:r>
-      <w:proofErr w:type="spellStart"/>
-      <w:r>
-        <w:t>orp</w:t>
-      </w:r>
-      <w:proofErr w:type="spellEnd"/>
-      <w:r>
-        <w:t xml:space="preserve">, </w:t>
+        <w:t xml:space="preserve"> are $oftware ¢orp, </w:t>
       </w:r>
       <w:r>
         <w:t xml:space="preserve">a software development </w:t>
@@ -190,15 +174,7 @@
         <w:t>e.</w:t>
       </w:r>
       <w:r>
-        <w:t xml:space="preserve"> This map not only extends to inside the garage, however, as we want users to be able search for garages while at home or out in the city. Users will be able to search on </w:t>
-      </w:r>
-      <w:proofErr w:type="spellStart"/>
-      <w:r>
-        <w:t>a</w:t>
-      </w:r>
-      <w:proofErr w:type="spellEnd"/>
-      <w:r>
-        <w:t xml:space="preserve"> world map to see which garages have implemented our system by just canvassing the map, or by </w:t>
+        <w:t xml:space="preserve"> This map not only extends to inside the garage, however, as we want users to be able search for garages while at home or out in the city. Users will be able to search on a world map to see which garages have implemented our system by just canvassing the map, or by </w:t>
       </w:r>
       <w:r>
         <w:lastRenderedPageBreak/>
@@ -398,6 +374,9 @@
       </w:pPr>
       <w:r>
         <w:t>System Environment: Mobile Application</w:t>
+      </w:r>
+      <w:r>
+        <w:t>/ Web App</w:t>
       </w:r>
     </w:p>
     <w:p>

--- a/CIS 4347 Semester Project.docx
+++ b/CIS 4347 Semester Project.docx
@@ -2509,8 +2509,443 @@
         <w:t>was able to see how long they have been parked for and how much they are being charged</w:t>
       </w:r>
     </w:p>
+    <w:p/>
+    <w:p>
+      <w:r>
+        <w:t>Work Breakdown Structure (WBS):</w:t>
+      </w:r>
+    </w:p>
+    <w:p>
+      <w:pPr>
+        <w:pStyle w:val="ListParagraph"/>
+        <w:numPr>
+          <w:ilvl w:val="0"/>
+          <w:numId w:val="2"/>
+        </w:numPr>
+      </w:pPr>
+      <w:r>
+        <w:t>Version 1.1</w:t>
+      </w:r>
+    </w:p>
+    <w:p>
+      <w:pPr>
+        <w:pStyle w:val="ListParagraph"/>
+        <w:numPr>
+          <w:ilvl w:val="0"/>
+          <w:numId w:val="2"/>
+        </w:numPr>
+      </w:pPr>
+      <w:r>
+        <w:t>09/15/2026</w:t>
+      </w:r>
+    </w:p>
+    <w:p>
+      <w:pPr>
+        <w:pStyle w:val="ListParagraph"/>
+        <w:numPr>
+          <w:ilvl w:val="0"/>
+          <w:numId w:val="2"/>
+        </w:numPr>
+      </w:pPr>
+    </w:p>
+    <w:p/>
+    <w:p>
+      <w:pPr>
+        <w:pStyle w:val="ListParagraph"/>
+        <w:numPr>
+          <w:ilvl w:val="0"/>
+          <w:numId w:val="2"/>
+        </w:numPr>
+      </w:pPr>
+      <w:r>
+        <w:t>1. Authentication</w:t>
+      </w:r>
+    </w:p>
+    <w:p>
+      <w:pPr>
+        <w:pStyle w:val="ListParagraph"/>
+        <w:numPr>
+          <w:ilvl w:val="1"/>
+          <w:numId w:val="2"/>
+        </w:numPr>
+      </w:pPr>
+      <w:r>
+        <w:t>1.1 Login page</w:t>
+      </w:r>
+    </w:p>
+    <w:p>
+      <w:pPr>
+        <w:pStyle w:val="ListParagraph"/>
+        <w:numPr>
+          <w:ilvl w:val="2"/>
+          <w:numId w:val="2"/>
+        </w:numPr>
+      </w:pPr>
+      <w:r>
+        <w:t>Email/Password/Guest</w:t>
+      </w:r>
+    </w:p>
+    <w:p>
+      <w:pPr>
+        <w:pStyle w:val="ListParagraph"/>
+        <w:numPr>
+          <w:ilvl w:val="1"/>
+          <w:numId w:val="2"/>
+        </w:numPr>
+      </w:pPr>
+      <w:r>
+        <w:t>1.2</w:t>
+      </w:r>
+      <w:r>
+        <w:t xml:space="preserve"> Create Account</w:t>
+      </w:r>
+    </w:p>
+    <w:p>
+      <w:pPr>
+        <w:pStyle w:val="ListParagraph"/>
+        <w:numPr>
+          <w:ilvl w:val="0"/>
+          <w:numId w:val="2"/>
+        </w:numPr>
+      </w:pPr>
+      <w:r>
+        <w:t xml:space="preserve">2. </w:t>
+      </w:r>
+      <w:r>
+        <w:t>Homepage</w:t>
+      </w:r>
+    </w:p>
+    <w:p>
+      <w:pPr>
+        <w:pStyle w:val="ListParagraph"/>
+        <w:numPr>
+          <w:ilvl w:val="1"/>
+          <w:numId w:val="2"/>
+        </w:numPr>
+      </w:pPr>
+      <w:r>
+        <w:t>2.1 Map</w:t>
+      </w:r>
+    </w:p>
+    <w:p>
+      <w:pPr>
+        <w:pStyle w:val="ListParagraph"/>
+        <w:numPr>
+          <w:ilvl w:val="2"/>
+          <w:numId w:val="2"/>
+        </w:numPr>
+      </w:pPr>
+      <w:r>
+        <w:t xml:space="preserve">Show </w:t>
+      </w:r>
+      <w:r>
+        <w:t>local garages</w:t>
+      </w:r>
+    </w:p>
+    <w:p>
+      <w:pPr>
+        <w:pStyle w:val="ListParagraph"/>
+        <w:numPr>
+          <w:ilvl w:val="1"/>
+          <w:numId w:val="2"/>
+        </w:numPr>
+      </w:pPr>
+      <w:r>
+        <w:t>2.2 Account</w:t>
+      </w:r>
+    </w:p>
+    <w:p>
+      <w:pPr>
+        <w:pStyle w:val="ListParagraph"/>
+        <w:numPr>
+          <w:ilvl w:val="2"/>
+          <w:numId w:val="2"/>
+        </w:numPr>
+      </w:pPr>
+      <w:r>
+        <w:t>User account settings/info</w:t>
+      </w:r>
+    </w:p>
+    <w:p>
+      <w:pPr>
+        <w:pStyle w:val="ListParagraph"/>
+        <w:numPr>
+          <w:ilvl w:val="2"/>
+          <w:numId w:val="2"/>
+        </w:numPr>
+      </w:pPr>
+      <w:r>
+        <w:t>User Payment Information</w:t>
+      </w:r>
+    </w:p>
+    <w:p>
+      <w:pPr>
+        <w:pStyle w:val="ListParagraph"/>
+        <w:numPr>
+          <w:ilvl w:val="1"/>
+          <w:numId w:val="2"/>
+        </w:numPr>
+      </w:pPr>
+      <w:r>
+        <w:t xml:space="preserve">2.3 </w:t>
+      </w:r>
+      <w:r>
+        <w:t>Space Reservation</w:t>
+      </w:r>
+    </w:p>
+    <w:p>
+      <w:pPr>
+        <w:pStyle w:val="ListParagraph"/>
+        <w:numPr>
+          <w:ilvl w:val="2"/>
+          <w:numId w:val="2"/>
+        </w:numPr>
+      </w:pPr>
+      <w:r>
+        <w:t>Select garage</w:t>
+      </w:r>
+    </w:p>
+    <w:p>
+      <w:pPr>
+        <w:pStyle w:val="ListParagraph"/>
+        <w:numPr>
+          <w:ilvl w:val="2"/>
+          <w:numId w:val="2"/>
+        </w:numPr>
+      </w:pPr>
+      <w:r>
+        <w:lastRenderedPageBreak/>
+        <w:t>Reserve space</w:t>
+      </w:r>
+    </w:p>
+    <w:p>
+      <w:pPr>
+        <w:pStyle w:val="ListParagraph"/>
+        <w:numPr>
+          <w:ilvl w:val="1"/>
+          <w:numId w:val="2"/>
+        </w:numPr>
+      </w:pPr>
+      <w:r>
+        <w:t xml:space="preserve">2.4 Navigation to space </w:t>
+      </w:r>
+    </w:p>
+    <w:p>
+      <w:pPr>
+        <w:pStyle w:val="ListParagraph"/>
+        <w:numPr>
+          <w:ilvl w:val="2"/>
+          <w:numId w:val="2"/>
+        </w:numPr>
+      </w:pPr>
+      <w:r>
+        <w:t>Navigation to space on map</w:t>
+      </w:r>
+    </w:p>
+    <w:p>
+      <w:pPr>
+        <w:pStyle w:val="ListParagraph"/>
+        <w:numPr>
+          <w:ilvl w:val="1"/>
+          <w:numId w:val="2"/>
+        </w:numPr>
+      </w:pPr>
+      <w:r>
+        <w:t>2.5 Favorites</w:t>
+      </w:r>
+    </w:p>
+    <w:p>
+      <w:pPr>
+        <w:pStyle w:val="ListParagraph"/>
+        <w:numPr>
+          <w:ilvl w:val="2"/>
+          <w:numId w:val="2"/>
+        </w:numPr>
+      </w:pPr>
+      <w:r>
+        <w:t>Favorite</w:t>
+      </w:r>
+      <w:r>
+        <w:t>/save</w:t>
+      </w:r>
+      <w:r>
+        <w:t xml:space="preserve"> a garage</w:t>
+      </w:r>
+    </w:p>
+    <w:p>
+      <w:pPr>
+        <w:pStyle w:val="ListParagraph"/>
+        <w:numPr>
+          <w:ilvl w:val="1"/>
+          <w:numId w:val="2"/>
+        </w:numPr>
+      </w:pPr>
+      <w:r>
+        <w:t xml:space="preserve">3. </w:t>
+      </w:r>
+      <w:r>
+        <w:t>Help Section</w:t>
+      </w:r>
+    </w:p>
+    <w:p>
+      <w:pPr>
+        <w:pStyle w:val="ListParagraph"/>
+        <w:numPr>
+          <w:ilvl w:val="2"/>
+          <w:numId w:val="2"/>
+        </w:numPr>
+      </w:pPr>
+      <w:r>
+        <w:t>FAQ’s</w:t>
+      </w:r>
+    </w:p>
+    <w:p>
+      <w:pPr>
+        <w:pStyle w:val="ListParagraph"/>
+        <w:numPr>
+          <w:ilvl w:val="1"/>
+          <w:numId w:val="2"/>
+        </w:numPr>
+      </w:pPr>
+      <w:r>
+        <w:t>3.1 Chat bot</w:t>
+      </w:r>
+    </w:p>
+    <w:p>
+      <w:pPr>
+        <w:pStyle w:val="ListParagraph"/>
+        <w:numPr>
+          <w:ilvl w:val="2"/>
+          <w:numId w:val="2"/>
+        </w:numPr>
+      </w:pPr>
+      <w:r>
+        <w:t xml:space="preserve">AI chat bot </w:t>
+      </w:r>
+    </w:p>
+    <w:p>
+      <w:pPr>
+        <w:pStyle w:val="ListParagraph"/>
+        <w:numPr>
+          <w:ilvl w:val="1"/>
+          <w:numId w:val="2"/>
+        </w:numPr>
+      </w:pPr>
+      <w:r>
+        <w:t>3.2 Human Chat</w:t>
+      </w:r>
+    </w:p>
+    <w:p>
+      <w:pPr>
+        <w:pStyle w:val="ListParagraph"/>
+        <w:numPr>
+          <w:ilvl w:val="2"/>
+          <w:numId w:val="2"/>
+        </w:numPr>
+      </w:pPr>
+      <w:r>
+        <w:t xml:space="preserve">Human </w:t>
+      </w:r>
+      <w:r>
+        <w:t>representative chat</w:t>
+      </w:r>
+    </w:p>
+    <w:p>
+      <w:pPr>
+        <w:pStyle w:val="ListParagraph"/>
+        <w:numPr>
+          <w:ilvl w:val="1"/>
+          <w:numId w:val="2"/>
+        </w:numPr>
+      </w:pPr>
+      <w:r>
+        <w:t>4. Payment History</w:t>
+      </w:r>
+    </w:p>
+    <w:p>
+      <w:pPr>
+        <w:pStyle w:val="ListParagraph"/>
+        <w:numPr>
+          <w:ilvl w:val="2"/>
+          <w:numId w:val="2"/>
+        </w:numPr>
+      </w:pPr>
+      <w:r>
+        <w:t>All past payments</w:t>
+      </w:r>
+    </w:p>
+    <w:p>
+      <w:pPr>
+        <w:pStyle w:val="ListParagraph"/>
+        <w:numPr>
+          <w:ilvl w:val="1"/>
+          <w:numId w:val="2"/>
+        </w:numPr>
+      </w:pPr>
+      <w:r>
+        <w:t>4.1 Parking History</w:t>
+      </w:r>
+    </w:p>
+    <w:p>
+      <w:pPr>
+        <w:pStyle w:val="ListParagraph"/>
+        <w:numPr>
+          <w:ilvl w:val="2"/>
+          <w:numId w:val="2"/>
+        </w:numPr>
+      </w:pPr>
+      <w:r>
+        <w:t>All previous parking history (location and duration)</w:t>
+      </w:r>
+    </w:p>
+    <w:p/>
+    <w:p/>
+    <w:p>
+      <w:r>
+        <w:t>Gantt Chart:</w:t>
+      </w:r>
+    </w:p>
+    <w:p>
+      <w:r>
+        <w:drawing>
+          <wp:inline distT="0" distB="0" distL="0" distR="0" wp14:anchorId="7A6CEBE5" wp14:editId="012CC4AE">
+            <wp:extent cx="5943600" cy="1385570"/>
+            <wp:effectExtent l="0" t="0" r="0" b="5080"/>
+            <wp:docPr id="1224888391" name="Picture 1"/>
+            <wp:cNvGraphicFramePr>
+              <a:graphicFrameLocks xmlns:a="http://schemas.openxmlformats.org/drawingml/2006/main" noChangeAspect="1"/>
+            </wp:cNvGraphicFramePr>
+            <a:graphic xmlns:a="http://schemas.openxmlformats.org/drawingml/2006/main">
+              <a:graphicData uri="http://schemas.openxmlformats.org/drawingml/2006/picture">
+                <pic:pic xmlns:pic="http://schemas.openxmlformats.org/drawingml/2006/picture">
+                  <pic:nvPicPr>
+                    <pic:cNvPr id="1224888391" name=""/>
+                    <pic:cNvPicPr/>
+                  </pic:nvPicPr>
+                  <pic:blipFill>
+                    <a:blip r:embed="rId7"/>
+                    <a:stretch>
+                      <a:fillRect/>
+                    </a:stretch>
+                  </pic:blipFill>
+                  <pic:spPr>
+                    <a:xfrm>
+                      <a:off x="0" y="0"/>
+                      <a:ext cx="5943600" cy="1385570"/>
+                    </a:xfrm>
+                    <a:prstGeom prst="rect">
+                      <a:avLst/>
+                    </a:prstGeom>
+                  </pic:spPr>
+                </pic:pic>
+              </a:graphicData>
+            </a:graphic>
+          </wp:inline>
+        </w:drawing>
+      </w:r>
+    </w:p>
     <w:sectPr>
-      <w:headerReference w:type="default" r:id="rId7"/>
+      <w:headerReference w:type="default" r:id="rId8"/>
       <w:pgSz w:w="12240" w:h="15840"/>
       <w:pgMar w:top="1440" w:right="1440" w:bottom="1440" w:left="1440" w:header="720" w:footer="720" w:gutter="0"/>
       <w:cols w:space="720"/>
@@ -2610,16 +3045,16 @@
 <file path=word/numbering.xml><?xml version="1.0" encoding="utf-8"?>
 <w:numbering xmlns:wpc="http://schemas.microsoft.com/office/word/2010/wordprocessingCanvas" xmlns:cx="http://schemas.microsoft.com/office/drawing/2014/chartex" xmlns:cx1="http://schemas.microsoft.com/office/drawing/2015/9/8/chartex" xmlns:cx2="http://schemas.microsoft.com/office/drawing/2015/10/21/chartex" xmlns:cx3="http://schemas.microsoft.com/office/drawing/2016/5/9/chartex" xmlns:cx4="http://schemas.microsoft.com/office/drawing/2016/5/10/chartex" xmlns:cx5="http://schemas.microsoft.com/office/drawing/2016/5/11/chartex" xmlns:cx6="http://schemas.microsoft.com/office/drawing/2016/5/12/chartex" xmlns:cx7="http://schemas.microsoft.com/office/drawing/2016/5/13/chartex" xmlns:cx8="http://schemas.microsoft.com/office/drawing/2016/5/14/chartex" xmlns:mc="http://schemas.openxmlformats.org/markup-compatibility/2006" xmlns:aink="http://schemas.microsoft.com/office/drawing/2016/ink" xmlns:am3d="http://schemas.microsoft.com/office/drawing/2017/model3d" xmlns:o="urn:schemas-microsoft-com:office:office" xmlns:oel="http://schemas.microsoft.com/office/2019/extlst" xmlns:r="http://schemas.openxmlformats.org/officeDocument/2006/relationships" xmlns:m="http://schemas.openxmlformats.org/officeDocument/2006/math" xmlns:v="urn:schemas-microsoft-com:vml" xmlns:wp14="http://schemas.microsoft.com/office/word/2010/wordprocessingDrawing" xmlns:wp="http://schemas.openxmlformats.org/drawingml/2006/wordprocessingDrawing" xmlns:w10="urn:schemas-microsoft-com:office:word" xmlns:w="http://schemas.openxmlformats.org/wordprocessingml/2006/main" xmlns:w14="http://schemas.microsoft.com/office/word/2010/wordml" xmlns:w15="http://schemas.microsoft.com/office/word/2012/wordml" xmlns:w16cex="http://schemas.microsoft.com/office/word/2018/wordml/cex" xmlns:w16cid="http://schemas.microsoft.com/office/word/2016/wordml/cid" xmlns:w16="http://schemas.microsoft.com/office/word/2018/wordml" xmlns:w16du="http://schemas.microsoft.com/office/word/2023/wordml/word16du" xmlns:w16sdtdh="http://schemas.microsoft.com/office/word/2020/wordml/sdtdatahash" xmlns:w16sdtfl="http://schemas.microsoft.com/office/word/2024/wordml/sdtformatlock" xmlns:w16se="http://schemas.microsoft.com/office/word/2015/wordml/symex" xmlns:wpg="http://schemas.microsoft.com/office/word/2010/wordprocessingGroup" xmlns:wpi="http://schemas.microsoft.com/office/word/2010/wordprocessingInk" xmlns:wne="http://schemas.microsoft.com/office/word/2006/wordml" xmlns:wps="http://schemas.microsoft.com/office/word/2010/wordprocessingShape" mc:Ignorable="w14 w15 w16se w16cid w16 w16cex w16sdtdh w16sdtfl w16du wp14">
   <w:abstractNum w:abstractNumId="0" w15:restartNumberingAfterBreak="0">
-    <w:nsid w:val="0C9031F7"/>
+    <w:nsid w:val="085856DA"/>
     <w:multiLevelType w:val="hybridMultilevel"/>
-    <w:tmpl w:val="08BEA810"/>
+    <w:tmpl w:val="E47C0A6C"/>
     <w:lvl w:ilvl="0" w:tplc="04090001">
       <w:start w:val="1"/>
       <w:numFmt w:val="bullet"/>
       <w:lvlText w:val=""/>
       <w:lvlJc w:val="left"/>
       <w:pPr>
-        <w:ind w:left="1440" w:hanging="360"/>
+        <w:ind w:left="720" w:hanging="360"/>
       </w:pPr>
       <w:rPr>
         <w:rFonts w:ascii="Symbol" w:hAnsi="Symbol" w:hint="default"/>
@@ -2631,7 +3066,7 @@
       <w:lvlText w:val="o"/>
       <w:lvlJc w:val="left"/>
       <w:pPr>
-        <w:ind w:left="2160" w:hanging="360"/>
+        <w:ind w:left="1440" w:hanging="360"/>
       </w:pPr>
       <w:rPr>
         <w:rFonts w:ascii="Courier New" w:hAnsi="Courier New" w:cs="Courier New" w:hint="default"/>
@@ -2643,7 +3078,7 @@
       <w:lvlText w:val=""/>
       <w:lvlJc w:val="left"/>
       <w:pPr>
-        <w:ind w:left="2880" w:hanging="360"/>
+        <w:ind w:left="2160" w:hanging="360"/>
       </w:pPr>
       <w:rPr>
         <w:rFonts w:ascii="Wingdings" w:hAnsi="Wingdings" w:hint="default"/>
@@ -2655,7 +3090,7 @@
       <w:lvlText w:val=""/>
       <w:lvlJc w:val="left"/>
       <w:pPr>
-        <w:ind w:left="3600" w:hanging="360"/>
+        <w:ind w:left="2880" w:hanging="360"/>
       </w:pPr>
       <w:rPr>
         <w:rFonts w:ascii="Symbol" w:hAnsi="Symbol" w:hint="default"/>
@@ -2667,7 +3102,7 @@
       <w:lvlText w:val="o"/>
       <w:lvlJc w:val="left"/>
       <w:pPr>
-        <w:ind w:left="4320" w:hanging="360"/>
+        <w:ind w:left="3600" w:hanging="360"/>
       </w:pPr>
       <w:rPr>
         <w:rFonts w:ascii="Courier New" w:hAnsi="Courier New" w:cs="Courier New" w:hint="default"/>
@@ -2679,7 +3114,7 @@
       <w:lvlText w:val=""/>
       <w:lvlJc w:val="left"/>
       <w:pPr>
-        <w:ind w:left="5040" w:hanging="360"/>
+        <w:ind w:left="4320" w:hanging="360"/>
       </w:pPr>
       <w:rPr>
         <w:rFonts w:ascii="Wingdings" w:hAnsi="Wingdings" w:hint="default"/>
@@ -2691,7 +3126,7 @@
       <w:lvlText w:val=""/>
       <w:lvlJc w:val="left"/>
       <w:pPr>
-        <w:ind w:left="5760" w:hanging="360"/>
+        <w:ind w:left="5040" w:hanging="360"/>
       </w:pPr>
       <w:rPr>
         <w:rFonts w:ascii="Symbol" w:hAnsi="Symbol" w:hint="default"/>
@@ -2703,7 +3138,7 @@
       <w:lvlText w:val="o"/>
       <w:lvlJc w:val="left"/>
       <w:pPr>
-        <w:ind w:left="6480" w:hanging="360"/>
+        <w:ind w:left="5760" w:hanging="360"/>
       </w:pPr>
       <w:rPr>
         <w:rFonts w:ascii="Courier New" w:hAnsi="Courier New" w:cs="Courier New" w:hint="default"/>
@@ -2715,6 +3150,119 @@
       <w:lvlText w:val=""/>
       <w:lvlJc w:val="left"/>
       <w:pPr>
+        <w:ind w:left="6480" w:hanging="360"/>
+      </w:pPr>
+      <w:rPr>
+        <w:rFonts w:ascii="Wingdings" w:hAnsi="Wingdings" w:hint="default"/>
+      </w:rPr>
+    </w:lvl>
+  </w:abstractNum>
+  <w:abstractNum w:abstractNumId="1" w15:restartNumberingAfterBreak="0">
+    <w:nsid w:val="0C9031F7"/>
+    <w:multiLevelType w:val="hybridMultilevel"/>
+    <w:tmpl w:val="08BEA810"/>
+    <w:lvl w:ilvl="0" w:tplc="04090001">
+      <w:start w:val="1"/>
+      <w:numFmt w:val="bullet"/>
+      <w:lvlText w:val=""/>
+      <w:lvlJc w:val="left"/>
+      <w:pPr>
+        <w:ind w:left="1440" w:hanging="360"/>
+      </w:pPr>
+      <w:rPr>
+        <w:rFonts w:ascii="Symbol" w:hAnsi="Symbol" w:hint="default"/>
+      </w:rPr>
+    </w:lvl>
+    <w:lvl w:ilvl="1" w:tplc="04090003">
+      <w:start w:val="1"/>
+      <w:numFmt w:val="bullet"/>
+      <w:lvlText w:val="o"/>
+      <w:lvlJc w:val="left"/>
+      <w:pPr>
+        <w:ind w:left="2160" w:hanging="360"/>
+      </w:pPr>
+      <w:rPr>
+        <w:rFonts w:ascii="Courier New" w:hAnsi="Courier New" w:cs="Courier New" w:hint="default"/>
+      </w:rPr>
+    </w:lvl>
+    <w:lvl w:ilvl="2" w:tplc="04090005">
+      <w:start w:val="1"/>
+      <w:numFmt w:val="bullet"/>
+      <w:lvlText w:val=""/>
+      <w:lvlJc w:val="left"/>
+      <w:pPr>
+        <w:ind w:left="2880" w:hanging="360"/>
+      </w:pPr>
+      <w:rPr>
+        <w:rFonts w:ascii="Wingdings" w:hAnsi="Wingdings" w:hint="default"/>
+      </w:rPr>
+    </w:lvl>
+    <w:lvl w:ilvl="3" w:tplc="04090001" w:tentative="1">
+      <w:start w:val="1"/>
+      <w:numFmt w:val="bullet"/>
+      <w:lvlText w:val=""/>
+      <w:lvlJc w:val="left"/>
+      <w:pPr>
+        <w:ind w:left="3600" w:hanging="360"/>
+      </w:pPr>
+      <w:rPr>
+        <w:rFonts w:ascii="Symbol" w:hAnsi="Symbol" w:hint="default"/>
+      </w:rPr>
+    </w:lvl>
+    <w:lvl w:ilvl="4" w:tplc="04090003" w:tentative="1">
+      <w:start w:val="1"/>
+      <w:numFmt w:val="bullet"/>
+      <w:lvlText w:val="o"/>
+      <w:lvlJc w:val="left"/>
+      <w:pPr>
+        <w:ind w:left="4320" w:hanging="360"/>
+      </w:pPr>
+      <w:rPr>
+        <w:rFonts w:ascii="Courier New" w:hAnsi="Courier New" w:cs="Courier New" w:hint="default"/>
+      </w:rPr>
+    </w:lvl>
+    <w:lvl w:ilvl="5" w:tplc="04090005" w:tentative="1">
+      <w:start w:val="1"/>
+      <w:numFmt w:val="bullet"/>
+      <w:lvlText w:val=""/>
+      <w:lvlJc w:val="left"/>
+      <w:pPr>
+        <w:ind w:left="5040" w:hanging="360"/>
+      </w:pPr>
+      <w:rPr>
+        <w:rFonts w:ascii="Wingdings" w:hAnsi="Wingdings" w:hint="default"/>
+      </w:rPr>
+    </w:lvl>
+    <w:lvl w:ilvl="6" w:tplc="04090001" w:tentative="1">
+      <w:start w:val="1"/>
+      <w:numFmt w:val="bullet"/>
+      <w:lvlText w:val=""/>
+      <w:lvlJc w:val="left"/>
+      <w:pPr>
+        <w:ind w:left="5760" w:hanging="360"/>
+      </w:pPr>
+      <w:rPr>
+        <w:rFonts w:ascii="Symbol" w:hAnsi="Symbol" w:hint="default"/>
+      </w:rPr>
+    </w:lvl>
+    <w:lvl w:ilvl="7" w:tplc="04090003" w:tentative="1">
+      <w:start w:val="1"/>
+      <w:numFmt w:val="bullet"/>
+      <w:lvlText w:val="o"/>
+      <w:lvlJc w:val="left"/>
+      <w:pPr>
+        <w:ind w:left="6480" w:hanging="360"/>
+      </w:pPr>
+      <w:rPr>
+        <w:rFonts w:ascii="Courier New" w:hAnsi="Courier New" w:cs="Courier New" w:hint="default"/>
+      </w:rPr>
+    </w:lvl>
+    <w:lvl w:ilvl="8" w:tplc="04090005" w:tentative="1">
+      <w:start w:val="1"/>
+      <w:numFmt w:val="bullet"/>
+      <w:lvlText w:val=""/>
+      <w:lvlJc w:val="left"/>
+      <w:pPr>
         <w:ind w:left="7200" w:hanging="360"/>
       </w:pPr>
       <w:rPr>
@@ -2723,6 +3271,9 @@
     </w:lvl>
   </w:abstractNum>
   <w:num w:numId="1" w16cid:durableId="1600330069">
+    <w:abstractNumId w:val="1"/>
+  </w:num>
+  <w:num w:numId="2" w16cid:durableId="743844409">
     <w:abstractNumId w:val="0"/>
   </w:num>
 </w:numbering>
